--- a/docs/contracts/สัญญาเช่า-AED.docx
+++ b/docs/contracts/สัญญาเช่า-AED.docx
@@ -1226,7 +1226,7 @@
           <w:sz w:val="32"/>
           <w:szCs w:val="32"/>
         </w:rPr>
-        <w:t xml:space="preserve">กรณีเครื่องหรืออุปกรณ์สูญหาย หรือเสียหายจากการใช้งานผิดวิธี ตก กระแทก ของเหลว หรือไฟไหม้ ผู้เช่าชดใช้ตามมูลค่าทดแทน ได้แก่ เครื่อง 44,900 บาท แผ่นอิเล็กโทรด 2,000 บาท แบตเตอรี่ 5,000 บาท โดยหักจากมัดจำก่อน</w:t>
+        <w:t xml:space="preserve">กรณีเครื่องหรืออุปกรณ์สูญหาย หรือเสียหายจากการใช้งานผิดวิธี ตก กระแทก ของเหลว หรือไฟไหม้ ผู้เช่าชดใช้ตามมูลค่าทดแทน ได้แก่ เครื่อง 44,900 บาท แผ่นอิเล็กโทรด 5,000 บาท แบตเตอรี่ 7,500 บาท โดยหักจากมัดจำก่อน</w:t>
       </w:r>
     </w:p>
     <w:p>
